--- a/test-documents/docx/A_v2.docx
+++ b/test-documents/docx/A_v2.docx
@@ -7,7 +7,7 @@
         <w:pStyle w:val="Heading1"/>
       </w:pPr>
       <w:r>
-        <w:t>1.0 Effective Date</w:t>
+        <w:t>Effective Date</w:t>
       </w:r>
     </w:p>
     <w:p>
@@ -20,7 +20,7 @@
         <w:pStyle w:val="Heading1"/>
       </w:pPr>
       <w:r>
-        <w:t>2.0 Storage Temperature</w:t>
+        <w:t>Storage Temperature</w:t>
       </w:r>
     </w:p>
     <w:p>
@@ -33,7 +33,7 @@
         <w:pStyle w:val="Heading1"/>
       </w:pPr>
       <w:r>
-        <w:t>3.0 Batch Size</w:t>
+        <w:t>Batch Size</w:t>
       </w:r>
     </w:p>
     <w:p>
@@ -46,7 +46,7 @@
         <w:pStyle w:val="Heading1"/>
       </w:pPr>
       <w:r>
-        <w:t>4.0 Reference Standard Weighing</w:t>
+        <w:t>Reference Standard Weighing</w:t>
       </w:r>
     </w:p>
     <w:p>
@@ -59,7 +59,7 @@
         <w:pStyle w:val="Heading1"/>
       </w:pPr>
       <w:r>
-        <w:t>5.0 Container Specification</w:t>
+        <w:t>Container Specification</w:t>
       </w:r>
     </w:p>
     <w:p>
@@ -72,7 +72,7 @@
         <w:pStyle w:val="Heading1"/>
       </w:pPr>
       <w:r>
-        <w:t>6.0 Calibration Frequency</w:t>
+        <w:t>Calibration Frequency</w:t>
       </w:r>
     </w:p>
     <w:p>
